--- a/internal_doc/03.开发设计/Story_keygen.docx
+++ b/internal_doc/03.开发设计/Story_keygen.docx
@@ -195,7 +195,6 @@
     <w:p>
       <w:pPr>
         <w:rPr>
-          <w:rFonts w:hint="eastAsia"/>
           <w:color w:val="00B0F0"/>
         </w:rPr>
       </w:pPr>
@@ -231,7 +230,6 @@
     <w:p>
       <w:pPr>
         <w:rPr>
-          <w:rFonts w:hint="eastAsia"/>
           <w:color w:val="00B0F0"/>
         </w:rPr>
       </w:pPr>
@@ -489,7 +487,6 @@
             <w:pPr>
               <w:ind w:left="0"/>
               <w:rPr>
-                <w:rFonts w:hint="eastAsia"/>
                 <w:color w:val="00B0F0"/>
               </w:rPr>
             </w:pPr>
@@ -620,7 +617,6 @@
             <w:pPr>
               <w:ind w:left="0"/>
               <w:rPr>
-                <w:rFonts w:hint="eastAsia"/>
                 <w:color w:val="00B0F0"/>
               </w:rPr>
             </w:pPr>
@@ -811,7 +807,6 @@
             <w:pPr>
               <w:ind w:left="0"/>
               <w:rPr>
-                <w:rFonts w:hint="eastAsia"/>
                 <w:color w:val="00B0F0"/>
               </w:rPr>
             </w:pPr>
@@ -1046,7 +1041,6 @@
             <w:pPr>
               <w:ind w:left="0"/>
               <w:rPr>
-                <w:rFonts w:hint="eastAsia"/>
                 <w:color w:val="00B0F0"/>
               </w:rPr>
             </w:pPr>
@@ -1062,7 +1056,6 @@
             <w:pPr>
               <w:ind w:left="0"/>
               <w:rPr>
-                <w:rFonts w:hint="eastAsia"/>
                 <w:color w:val="00B0F0"/>
               </w:rPr>
             </w:pPr>
@@ -1077,7 +1070,6 @@
             <w:pPr>
               <w:ind w:left="0"/>
               <w:rPr>
-                <w:rFonts w:hint="eastAsia"/>
                 <w:color w:val="00B0F0"/>
               </w:rPr>
             </w:pPr>
@@ -1303,9 +1295,6 @@
           <w:numId w:val="5"/>
         </w:numPr>
         <w:ind w:firstLineChars="0"/>
-        <w:rPr>
-          <w:rFonts w:hint="eastAsia"/>
-        </w:rPr>
       </w:pPr>
       <w:r>
         <w:rPr>
@@ -1410,9 +1399,6 @@
           <w:numId w:val="5"/>
         </w:numPr>
         <w:ind w:firstLineChars="0"/>
-        <w:rPr>
-          <w:rFonts w:hint="eastAsia"/>
-        </w:rPr>
       </w:pPr>
       <w:r>
         <w:rPr>
@@ -1540,9 +1526,6 @@
           <w:numId w:val="5"/>
         </w:numPr>
         <w:ind w:firstLineChars="0"/>
-        <w:rPr>
-          <w:rFonts w:hint="eastAsia"/>
-        </w:rPr>
       </w:pPr>
       <w:r>
         <w:rPr>
@@ -1595,9 +1578,6 @@
           <w:numId w:val="5"/>
         </w:numPr>
         <w:ind w:firstLineChars="0"/>
-        <w:rPr>
-          <w:rFonts w:hint="eastAsia"/>
-        </w:rPr>
       </w:pPr>
       <w:r>
         <w:rPr>
@@ -2070,15 +2050,15 @@
         <w:tblLook w:val="04A0"/>
       </w:tblPr>
       <w:tblGrid>
-        <w:gridCol w:w="2527"/>
-        <w:gridCol w:w="1511"/>
+        <w:gridCol w:w="885"/>
+        <w:gridCol w:w="3153"/>
         <w:gridCol w:w="2376"/>
         <w:gridCol w:w="1751"/>
       </w:tblGrid>
       <w:tr>
         <w:tc>
           <w:tcPr>
-            <w:tcW w:w="2527" w:type="dxa"/>
+            <w:tcW w:w="885" w:type="dxa"/>
             <w:shd w:val="clear" w:color="auto" w:fill="BFBFBF" w:themeFill="background1" w:themeFillShade="BF"/>
           </w:tcPr>
           <w:p>
@@ -2099,7 +2079,7 @@
         </w:tc>
         <w:tc>
           <w:tcPr>
-            <w:tcW w:w="1511" w:type="dxa"/>
+            <w:tcW w:w="3153" w:type="dxa"/>
             <w:shd w:val="clear" w:color="auto" w:fill="BFBFBF" w:themeFill="background1" w:themeFillShade="BF"/>
           </w:tcPr>
           <w:p>
@@ -2164,17 +2144,17 @@
       <w:tr>
         <w:tc>
           <w:tcPr>
-            <w:tcW w:w="2527" w:type="dxa"/>
-          </w:tcPr>
-          <w:p>
-            <w:pPr>
-              <w:ind w:left="0"/>
-            </w:pPr>
-          </w:p>
-        </w:tc>
-        <w:tc>
-          <w:tcPr>
-            <w:tcW w:w="1511" w:type="dxa"/>
+            <w:tcW w:w="885" w:type="dxa"/>
+          </w:tcPr>
+          <w:p>
+            <w:pPr>
+              <w:ind w:left="0"/>
+            </w:pPr>
+          </w:p>
+        </w:tc>
+        <w:tc>
+          <w:tcPr>
+            <w:tcW w:w="3153" w:type="dxa"/>
           </w:tcPr>
           <w:p>
             <w:pPr>
@@ -2200,6 +2180,1025 @@
             <w:pPr>
               <w:ind w:left="0"/>
             </w:pPr>
+          </w:p>
+        </w:tc>
+      </w:tr>
+    </w:tbl>
+    <w:p>
+      <w:pPr>
+        <w:rPr>
+          <w:rFonts w:hint="eastAsia"/>
+        </w:rPr>
+      </w:pPr>
+    </w:p>
+    <w:p>
+      <w:pPr>
+        <w:rPr>
+          <w:rFonts w:hint="eastAsia"/>
+        </w:rPr>
+      </w:pPr>
+    </w:p>
+    <w:p>
+      <w:pPr>
+        <w:rPr>
+          <w:rFonts w:hint="eastAsia"/>
+        </w:rPr>
+      </w:pPr>
+    </w:p>
+    <w:p>
+      <w:pPr>
+        <w:rPr>
+          <w:rFonts w:hint="eastAsia"/>
+        </w:rPr>
+      </w:pPr>
+      <w:r>
+        <w:rPr>
+          <w:rFonts w:hint="eastAsia"/>
+        </w:rPr>
+        <w:t>组合</w:t>
+      </w:r>
+    </w:p>
+    <w:tbl>
+      <w:tblPr>
+        <w:tblStyle w:val="TableGrid"/>
+        <w:tblW w:w="0" w:type="auto"/>
+        <w:tblInd w:w="357" w:type="dxa"/>
+        <w:tblLook w:val="04A0"/>
+      </w:tblPr>
+      <w:tblGrid>
+        <w:gridCol w:w="8165"/>
+      </w:tblGrid>
+      <w:tr>
+        <w:tc>
+          <w:tcPr>
+            <w:tcW w:w="8522" w:type="dxa"/>
+          </w:tcPr>
+          <w:p>
+            <w:pPr>
+              <w:ind w:left="0"/>
+            </w:pPr>
+            <w:r>
+              <w:rPr>
+                <w:rFonts w:hint="eastAsia"/>
+              </w:rPr>
+              <w:t>1.</w:t>
+            </w:r>
+            <w:r>
+              <w:rPr>
+                <w:rFonts w:hint="eastAsia"/>
+              </w:rPr>
+              <w:t>五层数组</w:t>
+            </w:r>
+          </w:p>
+        </w:tc>
+      </w:tr>
+      <w:tr>
+        <w:tc>
+          <w:tcPr>
+            <w:tcW w:w="8522" w:type="dxa"/>
+          </w:tcPr>
+          <w:p>
+            <w:pPr>
+              <w:ind w:left="0"/>
+              <w:rPr>
+                <w:rFonts w:hint="eastAsia"/>
+              </w:rPr>
+            </w:pPr>
+            <w:r>
+              <w:rPr>
+                <w:rFonts w:hint="eastAsia"/>
+              </w:rPr>
+              <w:t>&gt;db.CS.CL.createIndex(</w:t>
+            </w:r>
+            <w:r>
+              <w:t>"arrLay5Index", {"array1.array2.array3.array4.0":1}, true, true</w:t>
+            </w:r>
+            <w:r>
+              <w:rPr>
+                <w:rFonts w:hint="eastAsia"/>
+              </w:rPr>
+              <w:t>)</w:t>
+            </w:r>
+            <w:r>
+              <w:t xml:space="preserve"> </w:t>
+            </w:r>
+          </w:p>
+          <w:p>
+            <w:pPr>
+              <w:ind w:left="0"/>
+              <w:rPr>
+                <w:rFonts w:hint="eastAsia"/>
+              </w:rPr>
+            </w:pPr>
+            <w:r>
+              <w:rPr>
+                <w:rFonts w:hint="eastAsia"/>
+              </w:rPr>
+              <w:t>&gt;db.CS.CL</w:t>
+            </w:r>
+            <w:r>
+              <w:t xml:space="preserve"> .insert({no:001,name:"A",age:2,array1:[{"array2":[{"array3":[{"array4":["array5","temp4"]},"temp3"]},"temp2"]},"temp1"]})</w:t>
+            </w:r>
+          </w:p>
+          <w:p>
+            <w:pPr>
+              <w:ind w:left="0"/>
+            </w:pPr>
+            <w:r>
+              <w:rPr>
+                <w:rFonts w:hint="eastAsia"/>
+              </w:rPr>
+              <w:t>验证</w:t>
+            </w:r>
+          </w:p>
+        </w:tc>
+      </w:tr>
+      <w:tr>
+        <w:tc>
+          <w:tcPr>
+            <w:tcW w:w="8522" w:type="dxa"/>
+          </w:tcPr>
+          <w:p>
+            <w:pPr>
+              <w:ind w:left="0"/>
+            </w:pPr>
+            <w:r>
+              <w:rPr>
+                <w:rFonts w:hint="eastAsia"/>
+              </w:rPr>
+              <w:t>2.</w:t>
+            </w:r>
+            <w:r>
+              <w:rPr>
+                <w:rFonts w:hint="eastAsia"/>
+              </w:rPr>
+              <w:t>五层对象</w:t>
+            </w:r>
+          </w:p>
+        </w:tc>
+      </w:tr>
+      <w:tr>
+        <w:tc>
+          <w:tcPr>
+            <w:tcW w:w="8522" w:type="dxa"/>
+          </w:tcPr>
+          <w:p>
+            <w:pPr>
+              <w:ind w:left="0"/>
+              <w:rPr>
+                <w:rFonts w:hint="eastAsia"/>
+              </w:rPr>
+            </w:pPr>
+            <w:r>
+              <w:rPr>
+                <w:rFonts w:hint="eastAsia"/>
+              </w:rPr>
+              <w:t>&gt;db.CS.CL.createIndex(</w:t>
+            </w:r>
+            <w:r>
+              <w:t>"ObjLay5Index", {"object1.object2.object3.object4.object5":1}, true, true</w:t>
+            </w:r>
+            <w:r>
+              <w:rPr>
+                <w:rFonts w:hint="eastAsia"/>
+              </w:rPr>
+              <w:t>)</w:t>
+            </w:r>
+          </w:p>
+          <w:p>
+            <w:pPr>
+              <w:ind w:left="0"/>
+              <w:rPr>
+                <w:rFonts w:hint="eastAsia"/>
+              </w:rPr>
+            </w:pPr>
+            <w:r>
+              <w:rPr>
+                <w:rFonts w:hint="eastAsia"/>
+              </w:rPr>
+              <w:t>&gt;db.CS.CL</w:t>
+            </w:r>
+            <w:r>
+              <w:t xml:space="preserve"> </w:t>
+            </w:r>
+            <w:r>
+              <w:t>.insert({no:001,name:"A",age:2,"object1":{"object2":{"object3":{"object4":{"object5":"5LayerObject"}}}}})</w:t>
+            </w:r>
+          </w:p>
+          <w:p>
+            <w:pPr>
+              <w:ind w:left="0"/>
+            </w:pPr>
+            <w:r>
+              <w:rPr>
+                <w:rFonts w:hint="eastAsia"/>
+              </w:rPr>
+              <w:t>验证</w:t>
+            </w:r>
+          </w:p>
+        </w:tc>
+      </w:tr>
+      <w:tr>
+        <w:tc>
+          <w:tcPr>
+            <w:tcW w:w="8522" w:type="dxa"/>
+          </w:tcPr>
+          <w:p>
+            <w:pPr>
+              <w:ind w:left="0"/>
+            </w:pPr>
+            <w:r>
+              <w:rPr>
+                <w:rFonts w:hint="eastAsia"/>
+              </w:rPr>
+              <w:t>3.30</w:t>
+            </w:r>
+            <w:r>
+              <w:rPr>
+                <w:rFonts w:hint="eastAsia"/>
+              </w:rPr>
+              <w:t>层数组</w:t>
+            </w:r>
+          </w:p>
+        </w:tc>
+      </w:tr>
+      <w:tr>
+        <w:tc>
+          <w:tcPr>
+            <w:tcW w:w="8522" w:type="dxa"/>
+          </w:tcPr>
+          <w:p>
+            <w:pPr>
+              <w:ind w:left="0"/>
+              <w:rPr>
+                <w:rFonts w:hint="eastAsia"/>
+              </w:rPr>
+            </w:pPr>
+            <w:r>
+              <w:rPr>
+                <w:rFonts w:hint="eastAsia"/>
+              </w:rPr>
+              <w:t>&gt;</w:t>
+            </w:r>
+            <w:r>
+              <w:rPr>
+                <w:rFonts w:hint="eastAsia"/>
+              </w:rPr>
+              <w:t>db.CS.CL.createIndex(</w:t>
+            </w:r>
+            <w:r>
+              <w:t>"arrLay30Index", {"array1.array2.array3.array4.array5.array6.array7.array8.array9.array10.array11.array12.array13.array14.array15.array16.array17.array18.array19.array20.array21.array22.array23.array24.array25.array26.array27.array28.array29. 0":1}, true, true</w:t>
+            </w:r>
+            <w:r>
+              <w:rPr>
+                <w:rFonts w:hint="eastAsia"/>
+              </w:rPr>
+              <w:t>)</w:t>
+            </w:r>
+          </w:p>
+          <w:p>
+            <w:pPr>
+              <w:ind w:left="0"/>
+              <w:rPr>
+                <w:rFonts w:hint="eastAsia"/>
+              </w:rPr>
+            </w:pPr>
+            <w:r>
+              <w:rPr>
+                <w:rFonts w:hint="eastAsia"/>
+              </w:rPr>
+              <w:t>&gt;db.CS.CL</w:t>
+            </w:r>
+            <w:r>
+              <w:t xml:space="preserve"> </w:t>
+            </w:r>
+            <w:r>
+              <w:t>.insert({no:001,name:"A",age:2,"array1":[{"array2":[{"array3":[{"array4":[{"array5":[{"array6":[{"array7":[{"array8":[{"array9":[{"array10":[{"array11":[{"array12":[{"array13":[{"array14":[{"array15":[{"array16":[{"array17":[{"array18":[{"array19":[{"array20":[{"array21":[{"array22":[{"array23":[{"array24":[{"array25":[{"array26":[{"array27":[{"array28":[{"array29":["array30","TEMP30"]},"temp28"]},"temp27"]},"temp26"]},"temp25"]},"temp24"]},"temp23"]},"temp22"]},"temp21"]},"temp20"]},"temp19"]},"temp18"]},"temp17"]},"</w:t>
+            </w:r>
+          </w:p>
+          <w:p>
+            <w:pPr>
+              <w:ind w:left="0"/>
+              <w:rPr>
+                <w:rFonts w:hint="eastAsia"/>
+              </w:rPr>
+            </w:pPr>
+            <w:r>
+              <w:t>temp16"]},"temp15"]},"temp14"]},"temp13"]},"temp12"]},"temp11"]},"temp10"]},"temp9"]},</w:t>
+            </w:r>
+            <w:r>
+              <w:lastRenderedPageBreak/>
+              <w:t>"temp8"]},"temp7"]},"temp6"]},"temp5"]},"temp4"]},"temp3"]},"temp2"]},"temp1"]})</w:t>
+            </w:r>
+          </w:p>
+          <w:p>
+            <w:pPr>
+              <w:ind w:left="0"/>
+              <w:rPr>
+                <w:rFonts w:hint="eastAsia"/>
+              </w:rPr>
+            </w:pPr>
+            <w:r>
+              <w:rPr>
+                <w:rFonts w:hint="eastAsia"/>
+              </w:rPr>
+              <w:t>验证</w:t>
+            </w:r>
+          </w:p>
+        </w:tc>
+      </w:tr>
+      <w:tr>
+        <w:tc>
+          <w:tcPr>
+            <w:tcW w:w="8522" w:type="dxa"/>
+          </w:tcPr>
+          <w:p>
+            <w:pPr>
+              <w:ind w:left="0"/>
+              <w:rPr>
+                <w:rFonts w:hint="eastAsia"/>
+              </w:rPr>
+            </w:pPr>
+            <w:r>
+              <w:rPr>
+                <w:rFonts w:hint="eastAsia"/>
+              </w:rPr>
+              <w:lastRenderedPageBreak/>
+              <w:t>4.</w:t>
+            </w:r>
+            <w:r>
+              <w:rPr>
+                <w:rFonts w:hint="eastAsia"/>
+              </w:rPr>
+              <w:t>复合索引</w:t>
+            </w:r>
+            <w:r>
+              <w:rPr>
+                <w:rFonts w:hint="eastAsia"/>
+              </w:rPr>
+              <w:t>[</w:t>
+            </w:r>
+            <w:r>
+              <w:rPr>
+                <w:rFonts w:hint="eastAsia"/>
+              </w:rPr>
+              <w:t>对象</w:t>
+            </w:r>
+            <w:r>
+              <w:rPr>
+                <w:rFonts w:hint="eastAsia"/>
+              </w:rPr>
+              <w:t>+</w:t>
+            </w:r>
+            <w:r>
+              <w:rPr>
+                <w:rFonts w:hint="eastAsia"/>
+              </w:rPr>
+              <w:t>数组</w:t>
+            </w:r>
+            <w:r>
+              <w:rPr>
+                <w:rFonts w:hint="eastAsia"/>
+              </w:rPr>
+              <w:t>]</w:t>
+            </w:r>
+          </w:p>
+        </w:tc>
+      </w:tr>
+      <w:tr>
+        <w:tc>
+          <w:tcPr>
+            <w:tcW w:w="8522" w:type="dxa"/>
+          </w:tcPr>
+          <w:p>
+            <w:pPr>
+              <w:ind w:left="0"/>
+              <w:rPr>
+                <w:rFonts w:hint="eastAsia"/>
+              </w:rPr>
+            </w:pPr>
+            <w:r>
+              <w:rPr>
+                <w:rFonts w:hint="eastAsia"/>
+              </w:rPr>
+              <w:t>&gt;</w:t>
+            </w:r>
+            <w:r>
+              <w:rPr>
+                <w:rFonts w:hint="eastAsia"/>
+              </w:rPr>
+              <w:t>db.CL.CL.createIndex(</w:t>
+            </w:r>
+            <w:r>
+              <w:t>"ObjLay5Index",{"object1.object2.object3.object4.object5":1, "a1.a2.a3.a4.a5":-1, "b1.b2.b3.b4.b5":1, "c1.c2.c3.c4.c5":1, "d1.d2.d3.d4.d5":-1}, true, true</w:t>
+            </w:r>
+            <w:r>
+              <w:rPr>
+                <w:rFonts w:hint="eastAsia"/>
+              </w:rPr>
+              <w:t>)</w:t>
+            </w:r>
+          </w:p>
+          <w:p>
+            <w:pPr>
+              <w:ind w:left="0"/>
+            </w:pPr>
+            <w:r>
+              <w:rPr>
+                <w:rFonts w:hint="eastAsia"/>
+              </w:rPr>
+              <w:t>&gt;</w:t>
+            </w:r>
+            <w:r>
+              <w:t>db.</w:t>
+            </w:r>
+            <w:r>
+              <w:rPr>
+                <w:rFonts w:hint="eastAsia"/>
+              </w:rPr>
+              <w:t>CS.CL</w:t>
+            </w:r>
+            <w:r>
+              <w:t>.insert({no:001,name:"A",age:2, "object1":{"object2":{"object3":{"object4":{"object5":"5LayerObject"}}}}}) ;</w:t>
+            </w:r>
+          </w:p>
+          <w:p>
+            <w:pPr>
+              <w:ind w:left="0"/>
+            </w:pPr>
+            <w:r>
+              <w:t xml:space="preserve">      </w:t>
+            </w:r>
+            <w:r>
+              <w:rPr>
+                <w:rFonts w:hint="eastAsia"/>
+              </w:rPr>
+              <w:t>db.CS.CL.</w:t>
+            </w:r>
+            <w:r>
+              <w:t>.insert({no:002,name:"a",age:3,"a1":{"a2":{"a3":{"a4":{"a5":"5LayerObject_a"}}}}}) ;</w:t>
+            </w:r>
+          </w:p>
+          <w:p>
+            <w:pPr>
+              <w:ind w:left="0"/>
+            </w:pPr>
+            <w:r>
+              <w:t xml:space="preserve">      </w:t>
+            </w:r>
+            <w:r>
+              <w:rPr>
+                <w:rFonts w:hint="eastAsia"/>
+              </w:rPr>
+              <w:t>db.CS.CL</w:t>
+            </w:r>
+            <w:r>
+              <w:t>.insert({no:003,name:"B",age:3,"b1":{"b2":{"b3":{"b4":{"b5":"5LayerObject_b"}}}}}) ;</w:t>
+            </w:r>
+          </w:p>
+          <w:p>
+            <w:pPr>
+              <w:ind w:left="0"/>
+            </w:pPr>
+            <w:r>
+              <w:t xml:space="preserve">      </w:t>
+            </w:r>
+            <w:r>
+              <w:rPr>
+                <w:rFonts w:hint="eastAsia"/>
+              </w:rPr>
+              <w:t>db.CS.CL</w:t>
+            </w:r>
+            <w:r>
+              <w:t>.insert({no:004,name:"C",age:3,"c1":{"c2":{"c3":{"c4":{"c5":"5LayerObject_c"}}}}}) ;</w:t>
+            </w:r>
+          </w:p>
+          <w:p>
+            <w:pPr>
+              <w:ind w:left="0"/>
+              <w:rPr>
+                <w:rFonts w:hint="eastAsia"/>
+              </w:rPr>
+            </w:pPr>
+            <w:r>
+              <w:t xml:space="preserve">      </w:t>
+            </w:r>
+            <w:r>
+              <w:rPr>
+                <w:rFonts w:hint="eastAsia"/>
+              </w:rPr>
+              <w:t>db.CS.CL</w:t>
+            </w:r>
+            <w:r>
+              <w:t>.insert({no:005,name:"D",age:3,"d1":{"d2":{"d3":{"d4":{"d5":"5LayerObject_d"}}}}}) ;</w:t>
+            </w:r>
+          </w:p>
+          <w:p>
+            <w:pPr>
+              <w:ind w:left="0"/>
+              <w:rPr>
+                <w:rFonts w:hint="eastAsia"/>
+              </w:rPr>
+            </w:pPr>
+            <w:r>
+              <w:rPr>
+                <w:rFonts w:hint="eastAsia"/>
+              </w:rPr>
+              <w:t>验证</w:t>
+            </w:r>
+          </w:p>
+        </w:tc>
+      </w:tr>
+      <w:tr>
+        <w:tc>
+          <w:tcPr>
+            <w:tcW w:w="8522" w:type="dxa"/>
+          </w:tcPr>
+          <w:p>
+            <w:pPr>
+              <w:ind w:left="0"/>
+              <w:rPr>
+                <w:rFonts w:hint="eastAsia"/>
+              </w:rPr>
+            </w:pPr>
+            <w:r>
+              <w:rPr>
+                <w:rFonts w:hint="eastAsia"/>
+              </w:rPr>
+              <w:t>5.</w:t>
+            </w:r>
+            <w:r>
+              <w:rPr>
+                <w:rFonts w:hint="eastAsia"/>
+              </w:rPr>
+              <w:t>中文字符</w:t>
+            </w:r>
+            <w:r>
+              <w:rPr>
+                <w:rFonts w:hint="eastAsia"/>
+              </w:rPr>
+              <w:t>字段</w:t>
+            </w:r>
+          </w:p>
+        </w:tc>
+      </w:tr>
+      <w:tr>
+        <w:tc>
+          <w:tcPr>
+            <w:tcW w:w="8522" w:type="dxa"/>
+          </w:tcPr>
+          <w:p>
+            <w:pPr>
+              <w:ind w:left="0"/>
+              <w:rPr>
+                <w:rFonts w:hint="eastAsia"/>
+              </w:rPr>
+            </w:pPr>
+            <w:r>
+              <w:rPr>
+                <w:rFonts w:hint="eastAsia"/>
+              </w:rPr>
+              <w:t>&gt;db.CS.CL.createIndex(</w:t>
+            </w:r>
+            <w:r>
+              <w:rPr>
+                <w:rFonts w:hint="eastAsia"/>
+              </w:rPr>
+              <w:t>"</w:t>
+            </w:r>
+            <w:r>
+              <w:rPr>
+                <w:rFonts w:hint="eastAsia"/>
+              </w:rPr>
+              <w:t>姓名索引</w:t>
+            </w:r>
+            <w:r>
+              <w:rPr>
+                <w:rFonts w:hint="eastAsia"/>
+              </w:rPr>
+              <w:t>", {"</w:t>
+            </w:r>
+            <w:r>
+              <w:rPr>
+                <w:rFonts w:hint="eastAsia"/>
+              </w:rPr>
+              <w:t>姓名</w:t>
+            </w:r>
+            <w:r>
+              <w:rPr>
+                <w:rFonts w:hint="eastAsia"/>
+              </w:rPr>
+              <w:t>":1}, false, false</w:t>
+            </w:r>
+            <w:r>
+              <w:rPr>
+                <w:rFonts w:hint="eastAsia"/>
+              </w:rPr>
+              <w:t>)</w:t>
+            </w:r>
+          </w:p>
+          <w:p>
+            <w:pPr>
+              <w:ind w:left="0"/>
+              <w:rPr>
+                <w:rFonts w:hint="eastAsia"/>
+              </w:rPr>
+            </w:pPr>
+            <w:r>
+              <w:rPr>
+                <w:rFonts w:hint="eastAsia"/>
+              </w:rPr>
+              <w:t>&gt;db.CS.CL.createIndex(</w:t>
+            </w:r>
+            <w:r>
+              <w:t>“</w:t>
+            </w:r>
+            <w:r>
+              <w:rPr>
+                <w:rFonts w:hint="eastAsia"/>
+              </w:rPr>
+              <w:t>noIndex</w:t>
+            </w:r>
+            <w:r>
+              <w:t>”</w:t>
+            </w:r>
+            <w:r>
+              <w:rPr>
+                <w:rFonts w:hint="eastAsia"/>
+              </w:rPr>
+              <w:t>,{name:-1},true,false)</w:t>
+            </w:r>
+          </w:p>
+          <w:p>
+            <w:pPr>
+              <w:ind w:left="0"/>
+              <w:rPr>
+                <w:rFonts w:hint="eastAsia"/>
+              </w:rPr>
+            </w:pPr>
+            <w:r>
+              <w:rPr>
+                <w:rFonts w:hint="eastAsia"/>
+              </w:rPr>
+              <w:t xml:space="preserve">&gt;db.CS.CL. </w:t>
+            </w:r>
+            <w:r>
+              <w:rPr>
+                <w:rFonts w:hint="eastAsia"/>
+              </w:rPr>
+              <w:t>.insert({no:003,name:"C","</w:t>
+            </w:r>
+            <w:r>
+              <w:rPr>
+                <w:rFonts w:hint="eastAsia"/>
+              </w:rPr>
+              <w:t>姓名</w:t>
+            </w:r>
+            <w:r>
+              <w:rPr>
+                <w:rFonts w:hint="eastAsia"/>
+              </w:rPr>
+              <w:t>":"</w:t>
+            </w:r>
+            <w:r>
+              <w:rPr>
+                <w:rFonts w:hint="eastAsia"/>
+              </w:rPr>
+              <w:t>张</w:t>
+            </w:r>
+            <w:r>
+              <w:rPr>
+                <w:rFonts w:hint="eastAsia"/>
+              </w:rPr>
+              <w:t>"})</w:t>
+            </w:r>
+          </w:p>
+          <w:p>
+            <w:pPr>
+              <w:ind w:left="0"/>
+              <w:rPr>
+                <w:rFonts w:hint="eastAsia"/>
+              </w:rPr>
+            </w:pPr>
+            <w:r>
+              <w:rPr>
+                <w:rFonts w:hint="eastAsia"/>
+              </w:rPr>
+              <w:t xml:space="preserve">&gt;db.CS.CL. </w:t>
+            </w:r>
+            <w:r>
+              <w:rPr>
+                <w:rFonts w:hint="eastAsia"/>
+              </w:rPr>
+              <w:t>.insert({no:004,name:"C","</w:t>
+            </w:r>
+            <w:r>
+              <w:rPr>
+                <w:rFonts w:hint="eastAsia"/>
+              </w:rPr>
+              <w:t>姓名</w:t>
+            </w:r>
+            <w:r>
+              <w:rPr>
+                <w:rFonts w:hint="eastAsia"/>
+              </w:rPr>
+              <w:t>":"</w:t>
+            </w:r>
+            <w:r>
+              <w:rPr>
+                <w:rFonts w:hint="eastAsia"/>
+              </w:rPr>
+              <w:t>庄</w:t>
+            </w:r>
+            <w:r>
+              <w:rPr>
+                <w:rFonts w:hint="eastAsia"/>
+              </w:rPr>
+              <w:t>"})</w:t>
+            </w:r>
+          </w:p>
+          <w:p>
+            <w:pPr>
+              <w:ind w:left="0"/>
+              <w:rPr>
+                <w:rFonts w:hint="eastAsia"/>
+              </w:rPr>
+            </w:pPr>
+            <w:r>
+              <w:rPr>
+                <w:rFonts w:hint="eastAsia"/>
+              </w:rPr>
+              <w:t>验证</w:t>
+            </w:r>
+          </w:p>
+        </w:tc>
+      </w:tr>
+      <w:tr>
+        <w:tc>
+          <w:tcPr>
+            <w:tcW w:w="8522" w:type="dxa"/>
+          </w:tcPr>
+          <w:p>
+            <w:pPr>
+              <w:ind w:left="0"/>
+              <w:rPr>
+                <w:rFonts w:hint="eastAsia"/>
+              </w:rPr>
+            </w:pPr>
+            <w:r>
+              <w:rPr>
+                <w:rFonts w:hint="eastAsia"/>
+              </w:rPr>
+              <w:t>6.</w:t>
+            </w:r>
+            <w:r>
+              <w:rPr>
+                <w:rFonts w:hint="eastAsia"/>
+              </w:rPr>
+              <w:t>一般复合索引</w:t>
+            </w:r>
+          </w:p>
+        </w:tc>
+      </w:tr>
+      <w:tr>
+        <w:trPr>
+          <w:trHeight w:val="2036"/>
+        </w:trPr>
+        <w:tc>
+          <w:tcPr>
+            <w:tcW w:w="8522" w:type="dxa"/>
+          </w:tcPr>
+          <w:p>
+            <w:pPr>
+              <w:ind w:left="0"/>
+              <w:rPr>
+                <w:rFonts w:hint="eastAsia"/>
+              </w:rPr>
+            </w:pPr>
+            <w:r>
+              <w:rPr>
+                <w:rFonts w:hint="eastAsia"/>
+              </w:rPr>
+              <w:t>&gt;db.CS.CL.createIndex(</w:t>
+            </w:r>
+            <w:r>
+              <w:t>“</w:t>
+            </w:r>
+            <w:r>
+              <w:rPr>
+                <w:rFonts w:hint="eastAsia"/>
+              </w:rPr>
+              <w:t>comIndex</w:t>
+            </w:r>
+            <w:r>
+              <w:t>”</w:t>
+            </w:r>
+            <w:r>
+              <w:rPr>
+                <w:rFonts w:hint="eastAsia"/>
+              </w:rPr>
+              <w:t>,{no:1,name:-1,</w:t>
+            </w:r>
+            <w:r>
+              <w:t>”</w:t>
+            </w:r>
+            <w:r>
+              <w:rPr>
+                <w:rFonts w:hint="eastAsia"/>
+              </w:rPr>
+              <w:t>姓名</w:t>
+            </w:r>
+            <w:r>
+              <w:t>”</w:t>
+            </w:r>
+            <w:r>
+              <w:rPr>
+                <w:rFonts w:hint="eastAsia"/>
+              </w:rPr>
+              <w:t>:1}false,flase)</w:t>
+            </w:r>
+          </w:p>
+          <w:p>
+            <w:pPr>
+              <w:ind w:left="0"/>
+              <w:rPr>
+                <w:rFonts w:hint="eastAsia"/>
+              </w:rPr>
+            </w:pPr>
+            <w:r>
+              <w:rPr>
+                <w:rFonts w:hint="eastAsia"/>
+              </w:rPr>
+              <w:t>&gt;idxCL.insert({"no":1001,"coutry":"china","</w:t>
+            </w:r>
+            <w:r>
+              <w:rPr>
+                <w:rFonts w:hint="eastAsia"/>
+              </w:rPr>
+              <w:t>名字</w:t>
+            </w:r>
+            <w:r>
+              <w:rPr>
+                <w:rFonts w:hint="eastAsia"/>
+              </w:rPr>
+              <w:t>":"</w:t>
+            </w:r>
+            <w:r>
+              <w:rPr>
+                <w:rFonts w:hint="eastAsia"/>
+              </w:rPr>
+              <w:t>晨昴</w:t>
+            </w:r>
+            <w:r>
+              <w:rPr>
+                <w:rFonts w:hint="eastAsia"/>
+              </w:rPr>
+              <w:t>"}) ;</w:t>
+            </w:r>
+          </w:p>
+          <w:p>
+            <w:pPr>
+              <w:ind w:left="0"/>
+            </w:pPr>
+            <w:r>
+              <w:rPr>
+                <w:rFonts w:hint="eastAsia"/>
+              </w:rPr>
+              <w:t>&gt;</w:t>
+            </w:r>
+            <w:r>
+              <w:t>idxCL.insert({no:001,name:"A",age:1}) ;</w:t>
+            </w:r>
+          </w:p>
+          <w:p>
+            <w:pPr>
+              <w:ind w:left="0"/>
+            </w:pPr>
+            <w:r>
+              <w:rPr>
+                <w:rFonts w:hint="eastAsia"/>
+              </w:rPr>
+              <w:t>&gt;</w:t>
+            </w:r>
+            <w:r>
+              <w:t>idxCL.insert({no:002,name:"B",age:2}) ;</w:t>
+            </w:r>
+          </w:p>
+          <w:p>
+            <w:pPr>
+              <w:ind w:left="0"/>
+              <w:rPr>
+                <w:rFonts w:hint="eastAsia"/>
+              </w:rPr>
+            </w:pPr>
+            <w:r>
+              <w:rPr>
+                <w:rFonts w:hint="eastAsia"/>
+              </w:rPr>
+              <w:t>&gt;idxCL.insert({no:003,name:"C","</w:t>
+            </w:r>
+            <w:r>
+              <w:rPr>
+                <w:rFonts w:hint="eastAsia"/>
+              </w:rPr>
+              <w:t>姓名</w:t>
+            </w:r>
+            <w:r>
+              <w:rPr>
+                <w:rFonts w:hint="eastAsia"/>
+              </w:rPr>
+              <w:t>":"</w:t>
+            </w:r>
+            <w:r>
+              <w:rPr>
+                <w:rFonts w:hint="eastAsia"/>
+              </w:rPr>
+              <w:t>张</w:t>
+            </w:r>
+            <w:r>
+              <w:rPr>
+                <w:rFonts w:hint="eastAsia"/>
+              </w:rPr>
+              <w:t>"}) ;</w:t>
+            </w:r>
+          </w:p>
+          <w:p>
+            <w:pPr>
+              <w:ind w:left="0"/>
+              <w:rPr>
+                <w:rFonts w:hint="eastAsia"/>
+              </w:rPr>
+            </w:pPr>
+            <w:r>
+              <w:rPr>
+                <w:rFonts w:hint="eastAsia"/>
+              </w:rPr>
+              <w:t>&gt;idxCL.insert({no:004,name:"C","</w:t>
+            </w:r>
+            <w:r>
+              <w:rPr>
+                <w:rFonts w:hint="eastAsia"/>
+              </w:rPr>
+              <w:t>姓名</w:t>
+            </w:r>
+            <w:r>
+              <w:rPr>
+                <w:rFonts w:hint="eastAsia"/>
+              </w:rPr>
+              <w:t>":"</w:t>
+            </w:r>
+            <w:r>
+              <w:rPr>
+                <w:rFonts w:hint="eastAsia"/>
+              </w:rPr>
+              <w:t>庄</w:t>
+            </w:r>
+            <w:r>
+              <w:rPr>
+                <w:rFonts w:hint="eastAsia"/>
+              </w:rPr>
+              <w:t>"}) ;</w:t>
+            </w:r>
+          </w:p>
+          <w:p>
+            <w:pPr>
+              <w:ind w:left="0"/>
+              <w:rPr>
+                <w:rFonts w:hint="eastAsia"/>
+              </w:rPr>
+            </w:pPr>
+            <w:r>
+              <w:rPr>
+                <w:rFonts w:hint="eastAsia"/>
+              </w:rPr>
+              <w:t>验证</w:t>
+            </w:r>
+          </w:p>
+        </w:tc>
+      </w:tr>
+      <w:tr>
+        <w:trPr>
+          <w:trHeight w:val="409"/>
+        </w:trPr>
+        <w:tc>
+          <w:tcPr>
+            <w:tcW w:w="8522" w:type="dxa"/>
+          </w:tcPr>
+          <w:p>
+            <w:pPr>
+              <w:ind w:left="0"/>
+              <w:rPr>
+                <w:rFonts w:hint="eastAsia"/>
+                <w:highlight w:val="lightGray"/>
+              </w:rPr>
+            </w:pPr>
+            <w:r>
+              <w:rPr>
+                <w:rFonts w:hint="eastAsia"/>
+                <w:highlight w:val="lightGray"/>
+              </w:rPr>
+              <w:t>XJH 2014-5-22</w:t>
+            </w:r>
           </w:p>
         </w:tc>
       </w:tr>
